--- a/Практиечкая работа №1/Практическая работа №1 — Бизнес и его ИТ.docx
+++ b/Практиечкая работа №1/Практическая работа №1 — Бизнес и его ИТ.docx
@@ -6019,6 +6019,7 @@
     </w:p>
     <w:p>
       <w:pPr>
+        <w:spacing w:line="360" w:lineRule="auto"/>
         <w:ind w:firstLine="720"/>
         <w:jc w:val="both"/>
         <w:rPr>
